--- a/docs/final docs/NMIMS_DE2_Final_Report_Justified_Submission.docx
+++ b/docs/final docs/NMIMS_DE2_Final_Report_Justified_Submission.docx
@@ -4,12 +4,9 @@
   <w:body>
     <w:p>
       <w:pPr>
-        <w:spacing w:before="160"/>
+        <w:spacing w:before="160" w:after="240"/>
+        <w:jc w:val="center"/>
       </w:pPr>
-      <w:r>
-        <w:t>EduCred: Blockchain-Enabled Framework for Secure Educational Credentials in India</w:t>
-        <w:br/>
-      </w:r>
       <w:r>
         <w:rPr>
           <w:rFonts w:ascii="Times New Roman" w:hAnsi="Times New Roman"/>
@@ -18,7 +15,6 @@
           <w:sz w:val="36"/>
         </w:rPr>
         <w:t>EduCred: Blockchain-Enabled Framework for Secure Educational Credentials in India</w:t>
-        <w:br/>
       </w:r>
     </w:p>
     <w:p>
@@ -1217,7 +1213,7 @@
           <w:color w:val="000000"/>
           <w:sz w:val="24"/>
         </w:rPr>
-        <w:t>The rapid proliferation of digital desktop publishing and artificial intelligence image synthesis tools has made educational certificate forgery an acute crisis for universities, recruiting corporations, and government licensing boards. Traditional academic verification methods across Indian universities rely heavily on centralized registrar databases or bilateral postal and email communications—processes that routinely incur turnaround latencies of 14 to 30 business days, inflict significant administrative overhead, and expose sensitive student records to unauthorized interception. Furthermore, emerging data sovereignty regulations, most notably India's Digital Personal Data Protection (DPDP) Act 2023, strictly penalize the unauthorized exposure and perpetual immutable storage of Personally Identifiable Information (PII) on public distributed ledgers.</w:t>
+        <w:t>Academic degrees, diplomas, and grade cards are the foundation of employment and higher studies in India and globally. However, the rise of modern digital desktop publishing and generative AI image tools has made certificate forgery an acute challenge for universities, recruiting corporations, and government licensing bodies. Traditional verification across Indian universities relies on centralized registrar databases or slow postal and email communications—processes that routinely take 14 to 30 business days, inflict significant administrative overhead, and expose sensitive student records to interception. Furthermore, emerging data sovereignty regulations, most notably Section 8 of India's Digital Personal Data Protection (DPDP) Act 2023, strictly penalize the unauthorized exposure and perpetual immutable storage of Personally Identifiable Information (PII) on public distributed ledgers.</w:t>
       </w:r>
     </w:p>
     <w:p>
